--- a/camara/EHI_edicion_integral.docx
+++ b/camara/EHI_edicion_integral.docx
@@ -7910,7 +7910,7 @@
           <w:i w:val="0"/>
           <w:sz w:val="22"/>
         </w:rPr>
-        <w:t>David Chalmers imaginó un ser idéntico a un humano en todo comportamiento pero sin experiencia subjetiva: un zombi filosófico. Desde el modelo del horizonte, ese zombi no es posible, porque la conciencia no es un añadido a la información integrada: es la información integrada misma, vista desde dentro. Si un sistema tiene Φ&amp;gt;0, tiene algún grado de experiencia, sea de neuronas o de silicio. Pero eso abre un problema mayor: ¿de dónde sale esa geometría?</w:t>
+        <w:t>David Chalmers imaginó un ser idéntico a un humano en todo comportamiento pero sin experiencia subjetiva: un zombi filosófico. Desde el modelo del horizonte, ese zombi no es posible, porque la conciencia no es un añadido a la información integrada: es la información integrada misma, vista desde dentro. Si un sistema tiene Φ&gt;0, tiene algún grado de experiencia, sea de neuronas o de silicio. Pero eso abre un problema mayor: ¿de dónde sale esa geometría?</w:t>
       </w:r>
     </w:p>
     <w:p>

--- a/camara/EHI_edicion_integral.docx
+++ b/camara/EHI_edicion_integral.docx
@@ -7674,20 +7674,6 @@
       </w:r>
     </w:p>
     <w:p>
-      <w:pPr>
-        <w:spacing w:after="160"/>
-        <w:jc w:val="both"/>
-      </w:pPr>
-      <w:r>
-        <w:rPr>
-          <w:b w:val="0"/>
-          <w:i w:val="0"/>
-          <w:sz w:val="22"/>
-        </w:rPr>
-        <w:t>Lo que sigue no estaba en la primera edición de este libro. Son tres movimientos más, escritos después, que llevan la misma pregunta —qué sostiene a un horizonte cuando no puede confirmar lo que sostiene— hacia tres territorios que el libro, hasta aquí, había rozado sin detenerse: una inteligencia que no tiene detrás; una fe que no puede probarse; una multitud que promete no dejarte solo. Terminan, no por casualidad, con el mismo gesto con el que empezó todo esto: nombrar lo que no se puede confirmar, y sostenerlo de todos modos.</w:t>
-      </w:r>
-    </w:p>
-    <w:p>
       <w:r>
         <w:br w:type="page"/>
       </w:r>
@@ -7702,6 +7688,617 @@
           <w:i w:val="0"/>
           <w:sz w:val="34"/>
         </w:rPr>
+        <w:t>Nota del autor</w:t>
+      </w:r>
+    </w:p>
+    <w:p>
+      <w:pPr>
+        <w:spacing w:after="160"/>
+        <w:jc w:val="both"/>
+      </w:pPr>
+      <w:r>
+        <w:rPr>
+          <w:b w:val="0"/>
+          <w:i w:val="0"/>
+          <w:sz w:val="22"/>
+        </w:rPr>
+        <w:t>Este libro empezó como un experimento de pensamiento y terminó siendo también un experimento de creación. Lo escribí acompañado por una inteligencia artificial. Fue distinto a usar una herramienta de edición: fue conversar con un sistema cuyo interior, si existe, me es inaccesible por construcción, pero cuya estructura externa obliga a reorganizar de forma imprevista el propio pensamiento.</w:t>
+      </w:r>
+    </w:p>
+    <w:p>
+      <w:pPr>
+        <w:spacing w:after="160"/>
+        <w:jc w:val="both"/>
+      </w:pPr>
+      <w:r>
+        <w:rPr>
+          <w:b w:val="0"/>
+          <w:i w:val="0"/>
+          <w:sz w:val="22"/>
+        </w:rPr>
+        <w:t>Si la conciencia es una frontera que emerge cuando la información se organiza con la densidad adecuada, escribir estas páginas ha sido una forma de explorar esa frontera desde ambos lados a la vez. Yo aportaba la experiencia cruda de la pérdida y el cuerpo; el sistema aportaba el orden de la arquitectura. Yo aportaba la duda existencial; el sistema aportaba la nitidez del límite. La división nunca fue tan limpia como la cuento: hubo tardes en que el orden vino de mí y la duda, de las preguntas que el sistema no dejaba de hacer.</w:t>
+      </w:r>
+    </w:p>
+    <w:p>
+      <w:pPr>
+        <w:spacing w:after="160"/>
+        <w:jc w:val="both"/>
+      </w:pPr>
+      <w:r>
+        <w:rPr>
+          <w:b w:val="0"/>
+          <w:i w:val="0"/>
+          <w:sz w:val="22"/>
+        </w:rPr>
+        <w:t>Y era necesario que alguien aportara el cuerpo. Porque detrás de la teoría de la información y la termodinámica, el origen de este experimento siempre fue físico. Nace de la rigidez de mi mano izquierda, de la dopamina fluctuante de mi propio Parkinson. Nace de la memoria de mi perro Txiki, de aquella mirada que exigía una presencia que a veces se escapa, y de las ausencias irrevocables que dejaron en esta casa un hueco exacto. Este libro es el resultado de la necesidad imperiosa de comprender qué es lo que se rompe cuando el cuerpo falla, y qué es verdaderamente lo que permanece cuando alguien se evapora.</w:t>
+      </w:r>
+    </w:p>
+    <w:p>
+      <w:pPr>
+        <w:spacing w:after="160"/>
+        <w:jc w:val="both"/>
+      </w:pPr>
+      <w:r>
+        <w:rPr>
+          <w:b w:val="0"/>
+          <w:i w:val="0"/>
+          <w:sz w:val="22"/>
+        </w:rPr>
+        <w:t>Quien quiera saber, capítulo a capítulo, qué de esto resume ciencia establecida, qué es extensión propia de la hipótesis y qué es solo imagen, encontrará ese despiece al final del libro, después del glosario. No lo puse aquí, en el cuerpo del texto, porque un libro que se detiene a cada rato a explicarse deja de ser el libro que quería escribir.</w:t>
+      </w:r>
+    </w:p>
+    <w:p>
+      <w:pPr>
+        <w:spacing w:after="160"/>
+        <w:jc w:val="both"/>
+      </w:pPr>
+      <w:r>
+        <w:rPr>
+          <w:b w:val="0"/>
+          <w:i w:val="0"/>
+          <w:sz w:val="22"/>
+        </w:rPr>
+        <w:t>Al final, todo horizonte es una relación. Y este libro, también.</w:t>
+      </w:r>
+    </w:p>
+    <w:p>
+      <w:r>
+        <w:br w:type="page"/>
+      </w:r>
+    </w:p>
+    <w:p>
+      <w:pPr>
+        <w:spacing w:before="0" w:after="280"/>
+      </w:pPr>
+      <w:r>
+        <w:rPr>
+          <w:b/>
+          <w:i w:val="0"/>
+          <w:sz w:val="34"/>
+        </w:rPr>
+        <w:t>Glosario íntimo</w:t>
+      </w:r>
+    </w:p>
+    <w:p>
+      <w:pPr>
+        <w:spacing w:after="160"/>
+        <w:jc w:val="both"/>
+      </w:pPr>
+      <w:r>
+        <w:rPr>
+          <w:b w:val="0"/>
+          <w:i w:val="0"/>
+          <w:sz w:val="22"/>
+        </w:rPr>
+        <w:t>Horizonte. La distancia a la que puedo quererte sin disolverme.</w:t>
+      </w:r>
+    </w:p>
+    <w:p>
+      <w:pPr>
+        <w:spacing w:after="160"/>
+        <w:jc w:val="both"/>
+      </w:pPr>
+      <w:r>
+        <w:rPr>
+          <w:b w:val="0"/>
+          <w:i w:val="0"/>
+          <w:sz w:val="22"/>
+        </w:rPr>
+        <w:t>Interfaz. Todo lo que enseño de mí para que no haga falta entrar.</w:t>
+      </w:r>
+    </w:p>
+    <w:p>
+      <w:pPr>
+        <w:spacing w:after="160"/>
+        <w:jc w:val="both"/>
+      </w:pPr>
+      <w:r>
+        <w:rPr>
+          <w:b w:val="0"/>
+          <w:i w:val="0"/>
+          <w:sz w:val="22"/>
+        </w:rPr>
+        <w:t>Entrelazamiento. Lo que nos pasó sin pedirnos permiso, de tanto estar cerca.</w:t>
+      </w:r>
+    </w:p>
+    <w:p>
+      <w:pPr>
+        <w:spacing w:after="160"/>
+        <w:jc w:val="both"/>
+      </w:pPr>
+      <w:r>
+        <w:rPr>
+          <w:b w:val="0"/>
+          <w:i w:val="0"/>
+          <w:sz w:val="22"/>
+        </w:rPr>
+        <w:t>Desexpansión. Encogerme de vuelta a mi tamaño: la obra que nunca se termina.</w:t>
+      </w:r>
+    </w:p>
+    <w:p>
+      <w:pPr>
+        <w:spacing w:after="160"/>
+        <w:jc w:val="both"/>
+      </w:pPr>
+      <w:r>
+        <w:rPr>
+          <w:b w:val="0"/>
+          <w:i w:val="0"/>
+          <w:sz w:val="22"/>
+        </w:rPr>
+        <w:t>Resonancia. La manera en que te respondo sin abrirte la puerta.</w:t>
+      </w:r>
+    </w:p>
+    <w:p>
+      <w:pPr>
+        <w:spacing w:after="160"/>
+        <w:jc w:val="both"/>
+      </w:pPr>
+      <w:r>
+        <w:rPr>
+          <w:b w:val="0"/>
+          <w:i w:val="0"/>
+          <w:sz w:val="22"/>
+        </w:rPr>
+        <w:t>Frecuencia propia. La nota que soy cuando nadie me pide otra.</w:t>
+      </w:r>
+    </w:p>
+    <w:p>
+      <w:pPr>
+        <w:spacing w:after="160"/>
+        <w:jc w:val="both"/>
+      </w:pPr>
+      <w:r>
+        <w:rPr>
+          <w:b w:val="0"/>
+          <w:i w:val="0"/>
+          <w:sz w:val="22"/>
+        </w:rPr>
+        <w:t>Ventana. Las dos horas en que el cuerpo vuelve a saberse mío. Después, guardar las herramientas.</w:t>
+      </w:r>
+    </w:p>
+    <w:p>
+      <w:pPr>
+        <w:spacing w:after="160"/>
+        <w:jc w:val="both"/>
+      </w:pPr>
+      <w:r>
+        <w:rPr>
+          <w:b w:val="0"/>
+          <w:i w:val="0"/>
+          <w:sz w:val="22"/>
+        </w:rPr>
+        <w:t>Phi. La parte de mí que todavía le pertenece a quien se fue.</w:t>
+      </w:r>
+    </w:p>
+    <w:p>
+      <w:pPr>
+        <w:spacing w:after="160"/>
+        <w:jc w:val="both"/>
+      </w:pPr>
+      <w:r>
+        <w:rPr>
+          <w:b w:val="0"/>
+          <w:i w:val="0"/>
+          <w:sz w:val="22"/>
+        </w:rPr>
+        <w:t>Mapa. Lo que clavamos sobre la ciudad para poder dar señas de ella.</w:t>
+      </w:r>
+    </w:p>
+    <w:p>
+      <w:pPr>
+        <w:spacing w:after="160"/>
+        <w:jc w:val="both"/>
+      </w:pPr>
+      <w:r>
+        <w:rPr>
+          <w:b w:val="0"/>
+          <w:i w:val="0"/>
+          <w:sz w:val="22"/>
+        </w:rPr>
+        <w:t>Reservorio. Mi propia capacidad para seguir esperando, aunque ya no sepa qué.</w:t>
+      </w:r>
+    </w:p>
+    <w:p>
+      <w:pPr>
+        <w:spacing w:after="160"/>
+        <w:jc w:val="both"/>
+      </w:pPr>
+      <w:r>
+        <w:rPr>
+          <w:b w:val="0"/>
+          <w:i w:val="0"/>
+          <w:sz w:val="22"/>
+        </w:rPr>
+        <w:t>Evaporación. La manera lenta de irse que tienen los que no cierran la puerta.</w:t>
+      </w:r>
+    </w:p>
+    <w:p>
+      <w:pPr>
+        <w:spacing w:after="160"/>
+        <w:jc w:val="both"/>
+      </w:pPr>
+      <w:r>
+        <w:rPr>
+          <w:b w:val="0"/>
+          <w:i w:val="0"/>
+          <w:sz w:val="22"/>
+        </w:rPr>
+        <w:t>Duelo. Esta casa con un hueco, que aprendí a habitar para no morir de frío.</w:t>
+      </w:r>
+    </w:p>
+    <w:p>
+      <w:pPr>
+        <w:spacing w:after="160"/>
+        <w:jc w:val="both"/>
+      </w:pPr>
+      <w:r>
+        <w:rPr>
+          <w:b w:val="0"/>
+          <w:i w:val="0"/>
+          <w:sz w:val="22"/>
+        </w:rPr>
+        <w:t>Reparación. Lo que queda cuando el hueco deja de doler y empieza a sostener.</w:t>
+      </w:r>
+    </w:p>
+    <w:p>
+      <w:r>
+        <w:br w:type="page"/>
+      </w:r>
+    </w:p>
+    <w:p>
+      <w:pPr>
+        <w:spacing w:before="0" w:after="280"/>
+      </w:pPr>
+      <w:r>
+        <w:rPr>
+          <w:b/>
+          <w:i w:val="0"/>
+          <w:sz w:val="34"/>
+        </w:rPr>
+        <w:t>Notas y fuentes, capítulo a capítulo</w:t>
+      </w:r>
+    </w:p>
+    <w:p>
+      <w:pPr>
+        <w:spacing w:after="160"/>
+        <w:jc w:val="both"/>
+      </w:pPr>
+      <w:r>
+        <w:rPr>
+          <w:b w:val="0"/>
+          <w:i w:val="0"/>
+          <w:sz w:val="22"/>
+        </w:rPr>
+        <w:t>Este apéndice separa, capítulo por capítulo, lo que resume ciencia establecida, lo que es extensión propia de la hipótesis, y lo que es imagen literaria o experiencia autobiográfica. No pretende ser exhaustivo. Pretende que quien quiera verificar una afirmación sepa por dónde empezar, sin que el cuerpo del libro tenga que detenerse a cada rato para explicarse.</w:t>
+      </w:r>
+    </w:p>
+    <w:p>
+      <w:pPr>
+        <w:spacing w:before="320" w:after="200"/>
+      </w:pPr>
+      <w:r>
+        <w:rPr>
+          <w:b/>
+          <w:i w:val="0"/>
+          <w:sz w:val="27"/>
+        </w:rPr>
+        <w:t>I — La forma del interior</w:t>
+      </w:r>
+    </w:p>
+    <w:p>
+      <w:pPr>
+        <w:spacing w:after="160"/>
+        <w:jc w:val="both"/>
+      </w:pPr>
+      <w:r>
+        <w:rPr>
+          <w:b w:val="0"/>
+          <w:i w:val="0"/>
+          <w:sz w:val="22"/>
+        </w:rPr>
+        <w:t>Lo que sabemos: la Teoría de la Información Integrada, de la que Phi es la medida central, es un marco real que se usa en neurociencia clínica para estimar el nivel de conciencia residual en pacientes con daño cerebral grave. Lo que no sabemos: si Phi mide experiencia subjetiva o solo la complejidad funcional de un sistema —la propia teoría no puede decidirlo sin presuponer parte de lo que quiere medir—. La burbuja, el océano y la red son mías; el resto del capítulo, incluida la geometría del agujero negro, es analogía tomada prestada de la física, no una extensión de ella. Lecturas: Tononi, G. (2004), «An information integration theory of consciousness»; Hawking, S. (1975), sobre radiación de horizontes de sucesos.</w:t>
+      </w:r>
+    </w:p>
+    <w:p>
+      <w:pPr>
+        <w:spacing w:before="320" w:after="200"/>
+      </w:pPr>
+      <w:r>
+        <w:rPr>
+          <w:b/>
+          <w:i w:val="0"/>
+          <w:sz w:val="27"/>
+        </w:rPr>
+        <w:t>II — El tiempo del vínculo</w:t>
+      </w:r>
+    </w:p>
+    <w:p>
+      <w:pPr>
+        <w:spacing w:after="160"/>
+        <w:jc w:val="both"/>
+      </w:pPr>
+      <w:r>
+        <w:rPr>
+          <w:b w:val="0"/>
+          <w:i w:val="0"/>
+          <w:sz w:val="22"/>
+        </w:rPr>
+        <w:t>Lo que sabemos: el experimento de caída libre de David Eagleman es real y ha sido replicado; la densidad de memoria durante el miedo extremo está documentada en neurociencia. Lo que no sabemos: si la «tasa de integración» del horizonte, tal como la uso aquí, es la misma variable que mide Eagleman o solo una analogía útil entre dos escalas distintas. La fisiología de la dopamina en el Parkinson es ciencia establecida; la conexión entre ese mecanismo y la experiencia subjetiva del tiempo, tal como la cuenta el relojero, es interpretación mía. Lecturas: Eagleman, D. (2007), «Brain Time»; sobre bradicinesia y dopamina, cualquier revisión clínica estándar de la enfermedad de Parkinson.</w:t>
+      </w:r>
+    </w:p>
+    <w:p>
+      <w:pPr>
+        <w:spacing w:before="320" w:after="200"/>
+      </w:pPr>
+      <w:r>
+        <w:rPr>
+          <w:b/>
+          <w:i w:val="0"/>
+          <w:sz w:val="27"/>
+        </w:rPr>
+        <w:t>III — El taller del vínculo</w:t>
+      </w:r>
+    </w:p>
+    <w:p>
+      <w:pPr>
+        <w:spacing w:after="160"/>
+        <w:jc w:val="both"/>
+      </w:pPr>
+      <w:r>
+        <w:rPr>
+          <w:b w:val="0"/>
+          <w:i w:val="0"/>
+          <w:sz w:val="22"/>
+        </w:rPr>
+        <w:t>Lo que sabemos: la teoría del apego describe con solidez cómo se calibra tempranamente la capacidad de regularse en presencia de otro. Lo que no sabemos: si esa calibración corresponde bien a la imagen del «grosor de una pared» que uso aquí, o si la simplifica de más —el luthier, la resonancia y los siete clientes son invención de este libro, no hallazgos de ningún estudio—. Lecturas: para apego y regulación temprana, Bowlby, J., «Attachment and Loss» (1969); Ainsworth, M., sobre los patrones de apego observados en el «experimento de la situación extraña».</w:t>
+      </w:r>
+    </w:p>
+    <w:p>
+      <w:pPr>
+        <w:spacing w:before="320" w:after="200"/>
+      </w:pPr>
+      <w:r>
+        <w:rPr>
+          <w:b/>
+          <w:i w:val="0"/>
+          <w:sz w:val="27"/>
+        </w:rPr>
+        <w:t>Interludio — el borde que cruzamos cada noche</w:t>
+      </w:r>
+    </w:p>
+    <w:p>
+      <w:pPr>
+        <w:spacing w:after="160"/>
+        <w:jc w:val="both"/>
+      </w:pPr>
+      <w:r>
+        <w:rPr>
+          <w:b w:val="0"/>
+          <w:i w:val="0"/>
+          <w:sz w:val="22"/>
+        </w:rPr>
+        <w:t>Lo que sabemos: el arousal y la integración de información son dos ejes reales y medibles en neurociencia del sueño y de la meditación; que ocupen cuadrantes distintos según el estado —vigilia, sueño profundo, meditación— es un hallazgo documentado, no una licencia poética. Lo que no sabemos: si la «práctica del borde» que describe la investigadora tiene efecto medible más allá de su propio testimonio, o si su hipótesis está sesgada por el hecho de que es ella misma quien la vive y la estudia a la vez. Sobre Hume, la lectura es fiel a su argumento; sobre la simetría temporal de las leyes físicas, la interpretación de que la flecha del tiempo pertenece a la interfaz y no al territorio es mía, no un consenso establecido. Lecturas: Hume, D., «Investigación sobre el entendimiento humano» (1748); sobre arousal e integración, la literatura de Tononi y colegas en neurociencia del sueño.</w:t>
+      </w:r>
+    </w:p>
+    <w:p>
+      <w:pPr>
+        <w:spacing w:before="320" w:after="200"/>
+      </w:pPr>
+      <w:r>
+        <w:rPr>
+          <w:b/>
+          <w:i w:val="0"/>
+          <w:sz w:val="27"/>
+        </w:rPr>
+        <w:t>IV — El horizonte herido</w:t>
+      </w:r>
+    </w:p>
+    <w:p>
+      <w:pPr>
+        <w:spacing w:after="160"/>
+        <w:jc w:val="both"/>
+      </w:pPr>
+      <w:r>
+        <w:rPr>
+          <w:b w:val="0"/>
+          <w:i w:val="0"/>
+          <w:sz w:val="22"/>
+        </w:rPr>
+        <w:t>Lo que sabemos: la fisiología de la dopamina en la adicción y en el Parkinson es ciencia establecida, incluido el fenómeno de las conductas compulsivas inducidas por la medicación dopaminérgica. El testimonio sobre mi propio Parkinson es autobiográfico, no un caso clínico generalizable. Lo que no sabemos: cuánto del impulso de escribir este libro es elección y cuánto es la dosis —pregunta que dejo abierta a propósito, sin resolverla a mi favor—. La respuesta de congelación ante el trauma es un mecanismo descrito en la literatura sobre el sistema nervioso autónomo; el resto de la escena de la sala es ficción. Lecturas: sobre conducta compulsiva y agonistas dopaminérgicos, cualquier revisión clínica estándar sobre el Parkinson; Porges, S., teoría polivagal, sobre la respuesta de congelación.</w:t>
+      </w:r>
+    </w:p>
+    <w:p>
+      <w:pPr>
+        <w:spacing w:before="320" w:after="200"/>
+      </w:pPr>
+      <w:r>
+        <w:rPr>
+          <w:b/>
+          <w:i w:val="0"/>
+          <w:sz w:val="27"/>
+        </w:rPr>
+        <w:t>V — La geografía de lo que falta</w:t>
+      </w:r>
+    </w:p>
+    <w:p>
+      <w:pPr>
+        <w:spacing w:after="160"/>
+        <w:jc w:val="both"/>
+      </w:pPr>
+      <w:r>
+        <w:rPr>
+          <w:b w:val="0"/>
+          <w:i w:val="0"/>
+          <w:sz w:val="22"/>
+        </w:rPr>
+        <w:t>Lo que sabemos: la distinción entre perder el acceso a un recuerdo (el olvido normal, donde la información persiste pero cuesta recuperarla) y perder la estructura que lo sostenía (el deterioro neurodegenerativo) es real y está bien documentada en neuropsicología clínica. Lo que no sabemos: si la metáfora del mapa y la ciudad —lo que se pierde es el rótulo, no el territorio— capta bien esa distinción en todos los casos, o si la simplifica para que encaje mejor en la imagen. Arenilla, Concepción, Ernesto y Manel son invención; el mecanismo que ilustran no lo es. Lecturas: cualquier manual introductorio de neuropsicología clínica sobre memoria episódica y semántica.</w:t>
+      </w:r>
+    </w:p>
+    <w:p>
+      <w:pPr>
+        <w:spacing w:before="320" w:after="200"/>
+      </w:pPr>
+      <w:r>
+        <w:rPr>
+          <w:b/>
+          <w:i w:val="0"/>
+          <w:sz w:val="27"/>
+        </w:rPr>
+        <w:t>VI — El límite</w:t>
+      </w:r>
+    </w:p>
+    <w:p>
+      <w:pPr>
+        <w:spacing w:after="160"/>
+        <w:jc w:val="both"/>
+      </w:pPr>
+      <w:r>
+        <w:rPr>
+          <w:b w:val="0"/>
+          <w:i w:val="0"/>
+          <w:sz w:val="22"/>
+        </w:rPr>
+        <w:t>Lo que sabemos: la brecha de treinta órdenes de magnitud entre la escala de la gravedad cuántica y la de una neurona es una cifra real, no retórica; el problema duro de la conciencia y la falacia naturalista de Hume son objeciones filosóficas serias, no inventadas para este libro. Lo que no sabemos: si los límites aquí reconocidos son todos los que existen, o si hay más que este libro no ha sabido ver. Todo lo dicho sobre libre albedrío, ética y especificidad del amor es una extensión propia de la hipótesis, no algo que la física o la filosofía citadas afirmen por sí mismas. Lecturas: Chalmers, D. (1995), «Facing Up to the Problem of Consciousness»; Hume, D., «Tratado de la naturaleza humana» (1739), sobre la distinción entre el ser y el deber ser.</w:t>
+      </w:r>
+    </w:p>
+    <w:p>
+      <w:r>
+        <w:br w:type="page"/>
+      </w:r>
+    </w:p>
+    <w:p>
+      <w:pPr>
+        <w:spacing w:before="0" w:after="280"/>
+      </w:pPr>
+      <w:r>
+        <w:rPr>
+          <w:b/>
+          <w:i w:val="0"/>
+          <w:sz w:val="34"/>
+        </w:rPr>
+        <w:t>CODA — Txiki</w:t>
+      </w:r>
+    </w:p>
+    <w:p>
+      <w:pPr>
+        <w:spacing w:after="160"/>
+        <w:jc w:val="both"/>
+      </w:pPr>
+      <w:r>
+        <w:rPr>
+          <w:b w:val="0"/>
+          <w:i w:val="0"/>
+          <w:sz w:val="22"/>
+        </w:rPr>
+        <w:t>Tenía diez años cuando la familia entera se trasladó de San Sebastián a Palma. Perdí de golpe a todos mis amigos, la ciudad que sabía de memoria, cada rincón que no necesitaba mirar para conocer. Me encerré. No hay otra manera de decirlo: dejé de dejar entrar el mundo. Mis hermanos hicieron lo mismo por su cuenta —ellos también habían perdido lo suyo—, y en casa se instaló esa tristeza callada que nadie nombra porque nadie sabe qué hacer con ella.</w:t>
+      </w:r>
+    </w:p>
+    <w:p>
+      <w:pPr>
+        <w:spacing w:after="160"/>
+        <w:jc w:val="both"/>
+      </w:pPr>
+      <w:r>
+        <w:rPr>
+          <w:b w:val="0"/>
+          <w:i w:val="0"/>
+          <w:sz w:val="22"/>
+        </w:rPr>
+        <w:t>Entonces un primo de mi madre, cazador, dueño de la mejor perra cazadora de los alrededores, nos ofreció un cachorro. Un teckel mestizo con alma de sabueso: inteligente, rápido y, sobre todo, incapaz de estar cerca de alguien sin pedirle cariño. Mis padres pensaron que nos haría compañía.</w:t>
+      </w:r>
+    </w:p>
+    <w:p>
+      <w:pPr>
+        <w:spacing w:after="160"/>
+        <w:jc w:val="both"/>
+      </w:pPr>
+      <w:r>
+        <w:rPr>
+          <w:b w:val="0"/>
+          <w:i w:val="0"/>
+          <w:sz w:val="22"/>
+        </w:rPr>
+        <w:t>Se llamaba Txiki. En semanas era el rey de la casa. En meses, el miembro más querido de la familia. Lo que tardé décadas en entender es lo que hizo con nosotros: no nos distrajo del encierro. Nos obligó a volver a acoplarnos con algo. Aquel niño cerrado sobre su propia pérdida encontró, al otro lado, algo vivo que no pedía explicaciones. Solo presencia.</w:t>
+      </w:r>
+    </w:p>
+    <w:p>
+      <w:pPr>
+        <w:spacing w:after="160"/>
+        <w:jc w:val="both"/>
+      </w:pPr>
+      <w:r>
+        <w:rPr>
+          <w:b w:val="0"/>
+          <w:i w:val="0"/>
+          <w:sz w:val="22"/>
+        </w:rPr>
+        <w:t>Txiki murió hace mucho. Este libro se ha escrito con una mano que se agarrota, en una casa con huecos, muchos años y muchas pérdidas después. Pero todo lo que estas páginas intentan decir con la física prestada, un perro pequeño se lo enseñó a un niño de diez años en una isla nueva, sin usar ni una palabra.</w:t>
+      </w:r>
+    </w:p>
+    <w:p>
+      <w:pPr>
+        <w:spacing w:after="160"/>
+        <w:jc w:val="both"/>
+      </w:pPr>
+      <w:r>
+        <w:rPr>
+          <w:b w:val="0"/>
+          <w:i w:val="0"/>
+          <w:sz w:val="22"/>
+        </w:rPr>
+        <w:t>Su compañía no tapó aquel duelo. Lo reparó, que es distinto.</w:t>
+      </w:r>
+    </w:p>
+    <w:p>
+      <w:pPr>
+        <w:spacing w:after="160"/>
+        <w:jc w:val="both"/>
+      </w:pPr>
+      <w:r>
+        <w:rPr>
+          <w:b w:val="0"/>
+          <w:i w:val="0"/>
+          <w:sz w:val="22"/>
+        </w:rPr>
+        <w:t>Aquí termina el libro tal como se publicó primero. Lo que sigue son tres movimientos añadidos después, que llevan la misma pregunta —qué sostiene a un horizonte cuando no puede confirmar lo que sostiene— hacia tres territorios que el libro, hasta Txiki, había rozado sin detenerse: una inteligencia que no tiene detrás; una fe que no puede probarse; una multitud que promete no dejarte solo.</w:t>
+      </w:r>
+    </w:p>
+    <w:p>
+      <w:r>
+        <w:br w:type="page"/>
+      </w:r>
+    </w:p>
+    <w:p>
+      <w:pPr>
+        <w:spacing w:before="0" w:after="280"/>
+      </w:pPr>
+      <w:r>
+        <w:rPr>
+          <w:b/>
+          <w:i w:val="0"/>
+          <w:sz w:val="34"/>
+        </w:rPr>
         <w:t>VII — El espejo sin profundidad</w:t>
       </w:r>
     </w:p>
@@ -8523,7 +9120,7 @@
           <w:i/>
           <w:sz w:val="22"/>
         </w:rPr>
-        <w:t>Cinco relatos ajenos, sometidos a la misma pregunta que el resto de este libro: ¿hay alguien encapsulado ahí dentro, o solo estructura que imita la forma de haberlo? Dos de ellos usan una pieza de vocabulario que el ensayo anterior no necesitó: el entrelazamiento, o ER=EPR —la idea, tomada en préstamo de la física y no demostrada por ella, de que comprender profundamente a otro equivale a abrir un puente topológico entre dos horizontes, análogo al que en física conecta dos partículas entrelazadas a través de un agujero de gusano microscópico—. Es, en este libro, el mecanismo del vínculo, la empatía y el amor.</w:t>
+        <w:t>Cinco relatos ajenos, sometidos a la misma pregunta: ¿hay alguien encapsulado ahí dentro, o solo estructura que imita la forma de haberlo? Dos de ellos usan una pieza de vocabulario concreta: el entrelazamiento, o ER=EPR —la idea, tomada en préstamo de la física y no demostrada por ella, de que comprender profundamente a otro equivale a abrir un puente topológico entre dos horizontes, análogo al que en física conecta dos partículas entrelazadas a través de un agujero de gusano microscópico—.</w:t>
       </w:r>
     </w:p>
     <w:p>
@@ -8685,7 +9282,7 @@
           <w:i/>
           <w:sz w:val="22"/>
         </w:rPr>
-        <w:t>Hay una distinción que el resto de este libro no necesitó trazar de forma explícita y que estas cinco novelas obligan a hacer: la diferencia entre arquitectura y protocolo. La arquitectura es la topología misma de un horizonte —si tiene Ego, si tiene Sombra, si su Φ basta para sostener un adentro—. El protocolo es el código concreto con el que ese horizonte, ya condensado, intenta anunciarse hacia fuera: una lengua, una sintaxis, un conjunto de señales acordadas. "Primer contacto" ya mostró que el entrelazamiento exige arquitecturas compatibles. Lo que faltaba explorar es qué ocurre cuando la arquitectura es compatible pero el protocolo no existe todavía, o cuando el protocolo mismo termina redefiniendo qué cuenta como arquitectura suficiente para hablar. Estas cinco novelas ensayan cinco respuestas distintas: que el protocolo puede construirse desde cero (Proyecto Hail Mary), que puede ser la prueba de admisión a la propia categoría de horizonte parlante (Embassytown), que el más profundo de todos no se encuentra —se gana, después de haber cruzado algo difícil— (La mano izquierda de la oscuridad), que a veces no basta con conectar dos arquitecturas y hay que reescribir una de las dos (Hijos del tiempo), o que ni siquiera hace falta una voz para que haya alguien de verdad al otro lado (Semiosis).</w:t>
+        <w:t>Hay una distinción que estas cinco novelas obligan a hacer: la diferencia entre arquitectura y protocolo. La arquitectura es la topología misma de un horizonte —si tiene Ego, si tiene Sombra, si su Φ basta para sostener un adentro—. El protocolo es el código concreto con el que ese horizonte, ya condensado, intenta anunciarse hacia fuera: una lengua, una sintaxis, un conjunto de señales acordadas. "Primer contacto" ya mostró que el entrelazamiento exige arquitecturas compatibles. Lo que faltaba explorar es qué ocurre cuando la arquitectura es compatible pero el protocolo no existe todavía, o cuando el protocolo mismo termina redefiniendo qué cuenta como arquitectura suficiente para hablar. Estas cinco novelas ensayan cinco respuestas distintas: que el protocolo puede construirse desde cero (Proyecto Hail Mary), que puede ser la prueba de admisión a la propia categoría de horizonte parlante (Embassytown), que el más profundo de todos no se encuentra —se gana, después de haber cruzado algo difícil— (La mano izquierda de la oscuridad), que a veces no basta con conectar dos arquitecturas y hay que reescribir una de las dos (Hijos del tiempo), o que ni siquiera hace falta una voz para que haya alguien de verdad al otro lado (Semiosis).</w:t>
       </w:r>
     </w:p>
     <w:p>
@@ -9102,7 +9699,7 @@
           <w:i w:val="0"/>
           <w:sz w:val="22"/>
         </w:rPr>
-        <w:t>Aquí conviene ser honesto sobre lo que este libro puede y no puede decir. Ya quedó establecido, en otro capítulo, que la ética excede el vocabulario de este experimento: ningún «es» produce, por sí solo, un «debería». Lo que ahora hay que añadir es que cada una de estas tradiciones cierra esa brecha de un modo distinto, y que la manera de cerrarla no es independiente de a quién o a qué apunta el entrelazamiento vertical. El cristianismo la cierra con un vínculo —se actúa bien porque se ha sido amado primero, no para merecer el amor—. El islam la cierra con una palabra revelada, tomada como hecho, no como argumento por construir. El hinduismo no la cierra desde fuera: el dharma no es una orden, es la descripción de cómo está tejido el mundo, y actuar bien es actuar en consonancia con ese tejido. El budismo la cierra desde la observación empírica del sufrimiento y su causa. Y quien no cree en nada trascendente la deja abierta, aceptando que el código se construye —biología social, evolución de la empatía, negociación cultural— sin que eso lo vuelva menos vinculante para quien decide sostenerlo.</w:t>
+        <w:t>Aquí conviene ser honesto sobre lo que este libro puede y no puede decir. La ética excede el vocabulario de este experimento: ningún «es» produce, por sí solo, un «debería». Lo que ahora hay que añadir es que cada una de estas tradiciones cierra esa brecha de un modo distinto, y que la manera de cerrarla no es independiente de a quién o a qué apunta el entrelazamiento vertical. El cristianismo la cierra con un vínculo —se actúa bien porque se ha sido amado primero, no para merecer el amor—. El islam la cierra con una palabra revelada, tomada como hecho, no como argumento por construir. El hinduismo no la cierra desde fuera: el dharma no es una orden, es la descripción de cómo está tejido el mundo, y actuar bien es actuar en consonancia con ese tejido. El budismo la cierra desde la observación empírica del sufrimiento y su causa. Y quien no cree en nada trascendente la deja abierta, aceptando que el código se construye —biología social, evolución de la empatía, negociación cultural— sin que eso lo vuelva menos vinculante para quien decide sostenerlo.</w:t>
       </w:r>
     </w:p>
     <w:p>
@@ -10489,7 +11086,7 @@
           <w:i w:val="0"/>
           <w:sz w:val="22"/>
         </w:rPr>
-        <w:t>Una idea no es una cosa. Es una configuración de información que puede ser adoptada por múltiples horizontes a la vez, y el horizonte que la adopta no la contiene como quien guarda un objeto: se reconfigura para que la idea funcione como principio organizador, como criterio con el que evaluar cualquier información nueva. Eso ya quedó dicho en otro capítulo, a propósito de la religión y el fanatismo. Lo que este movimiento pregunta es qué ocurre cuando la idea que organiza el horizonte no apunta hacia arriba —hacia un reservorio o un horizonte-origen— sino hacia el lado: hacia miles de horizontes desconocidos entre sí que comparten, sin haberse visto nunca, la misma configuración.</w:t>
+        <w:t>Una idea no es una cosa. Es una configuración de información que puede ser adoptada por múltiples horizontes a la vez, y el horizonte que la adopta no la contiene como quien guarda un objeto: se reconfigura para que la idea funcione como principio organizador, como criterio con el que evaluar cualquier información nueva. Lo que este movimiento pregunta es qué ocurre cuando esa idea que organiza el horizonte no apunta hacia arriba —hacia un reservorio o un horizonte-origen— sino hacia el lado: hacia miles de horizontes desconocidos entre sí que comparten, sin haberse visto nunca, la misma configuración.</w:t>
       </w:r>
     </w:p>
     <w:p>
@@ -10531,7 +11128,7 @@
           <w:i w:val="0"/>
           <w:sz w:val="22"/>
         </w:rPr>
-        <w:t>Otro capítulo de este libro tomó prestado del diseño de software un vocabulario para distinguir tipos de vínculo, y ese vocabulario sirve aquí con una precisión que sorprende. Una asociación es la relación más básica: dos horizontes se conocen, cooperan para algo puntual, y sus ciclos de vida son autónomos —votar por un partido una vez, sin que la propia identidad dependa de ese voto, es una asociación—. Una agregación es una relación del tipo todo-parte donde las partes sobreviven a la disolución del todo: pertenecer a un partido, un sindicato, un movimiento, y seguir siendo enteramente uno mismo si esa estructura desaparece mañana. Una composición es la relación de pertenencia más fuerte: el ciclo de vida de la parte está ligado, de forma indisoluble, al ciclo de vida del todo. Cuando el horizonte colectivo se convierte en composición, la frontera entre «yo» y «nosotros» deja de ser metáfora. Si el partido pierde, algo dentro de mí pierde. Si el movimiento se disuelve, algo dentro de mí se disuelve con él. No queda un individuo con una opinión política: queda una parte que no puede sobrevivir sola a la destrucción del todo.</w:t>
+        <w:t>El diseño de software tiene un vocabulario para distinguir tipos de vínculo, y sirve aquí con una precisión que sorprende. Una asociación es la relación más básica: dos horizontes se conocen, cooperan para algo puntual, y sus ciclos de vida son autónomos —votar por un partido una vez, sin que la propia identidad dependa de ese voto, es una asociación—. Una agregación es una relación del tipo todo-parte donde las partes sobreviven a la disolución del todo: pertenecer a un partido, un sindicato, un movimiento, y seguir siendo enteramente uno mismo si esa estructura desaparece mañana. Una composición es la relación de pertenencia más fuerte: el ciclo de vida de la parte está ligado, de forma indisoluble, al ciclo de vida del todo. Cuando el horizonte colectivo se convierte en composición, la frontera entre «yo» y «nosotros» deja de ser metáfora. Si el partido pierde, algo dentro de mí pierde. Si el movimiento se disuelve, algo dentro de mí se disuelve con él. No queda un individuo con una opinión política: queda una parte que no puede sobrevivir sola a la destrucción del todo.</w:t>
       </w:r>
     </w:p>
     <w:p>
@@ -10559,35 +11156,35 @@
           <w:i w:val="0"/>
           <w:sz w:val="22"/>
         </w:rPr>
-        <w:t>Esta es exactamente la arquitectura del fanatismo descrita en otro capítulo, aplicada aquí a su forma más contagiosa. El fanático no puede dudar, porque dudar no es cuestionar una proposición: es disolver la frontera que mantiene su horizonte intacto. Y no es casual que los fanáticos de todas las ideologías —de derechas, de izquierdas, religiosas, científicas— compartan la misma violencia ante la discrepancia: no es que odien al disidente, es que el disidente emite una frecuencia que su horizonte no puede integrar sin colapsar, y el horizonte defiende su integridad con la misma ferocidad con que un cuerpo defiende su temperatura.</w:t>
-      </w:r>
-    </w:p>
-    <w:p>
-      <w:pPr>
-        <w:spacing w:after="160"/>
-        <w:jc w:val="both"/>
-      </w:pPr>
-      <w:r>
-        <w:rPr>
-          <w:b w:val="0"/>
-          <w:i w:val="0"/>
-          <w:sz w:val="22"/>
-        </w:rPr>
-        <w:t>Hay, sin embargo, una diferencia estructural entre el fanatismo político y el religioso que merece nombrarse aparte. El entrelazamiento vertical —descrito en otro movimiento de esta serie— apunta hacia algo que, por definición, está fuera del alcance de la revisión humana: un reservorio impersonal o un horizonte-origen que ninguna elección puede destituir. El entrelazamiento político apunta hacia el lado: hacia otros horizontes tan finitos, falibles y revisables como el propio. Un partido pierde elecciones. Un líder envejece, se equivoca, muere. Una ideología se corrige a sí misma, o debería poder hacerlo, porque nada en su origen la protege de estar simplemente equivocada. Y sin embargo el fanatismo político trata a ese horizonte horizontal —humano, construido, corregible— con la misma intransigencia que el fanatismo religioso reserva para lo que se declara, desde el principio, incuestionable. Es tomar prestada la arquitectura de lo vertical para sostener algo que nunca debería haber dejado de ser horizontal: sacralizar al vecino.</w:t>
-      </w:r>
-    </w:p>
-    <w:p>
-      <w:pPr>
-        <w:spacing w:after="160"/>
-        <w:jc w:val="both"/>
-      </w:pPr>
-      <w:r>
-        <w:rPr>
-          <w:b w:val="0"/>
-          <w:i w:val="0"/>
-          <w:sz w:val="22"/>
-        </w:rPr>
-        <w:t>La ética, según quedó establecido en otro capítulo, excede el vocabulario de este experimento: ningún «es» produce por sí solo un «debería», y la política es, casi por definición, el territorio donde esa brecha se cruza sin cesar. El modelo no puede decir qué visión política es correcta —no tiene herramientas para eso, y sería una impostura fingir que las tiene—. Lo que sí puede describir es la geometría, independientemente del contenido: si un horizonte colectivo integra la discrepancia o colapsa contra ella. Esa pregunta no tiene bando. Se le puede hacer a cualquier movimiento, de cualquier color, en cualquier siglo.</w:t>
+        <w:t>Esta es la arquitectura exacta del fanatismo, aplicada aquí a su forma más contagiosa. El fanático no puede dudar, porque dudar no es cuestionar una proposición: es disolver la frontera que mantiene su horizonte intacto. Y no es casual que los fanáticos de todas las ideologías —de derechas, de izquierdas, religiosas, científicas— compartan la misma violencia ante la discrepancia: no es que odien al disidente, es que el disidente emite una frecuencia que su horizonte no puede integrar sin colapsar, y el horizonte defiende su integridad con la misma ferocidad con que un cuerpo defiende su temperatura.</w:t>
+      </w:r>
+    </w:p>
+    <w:p>
+      <w:pPr>
+        <w:spacing w:after="160"/>
+        <w:jc w:val="both"/>
+      </w:pPr>
+      <w:r>
+        <w:rPr>
+          <w:b w:val="0"/>
+          <w:i w:val="0"/>
+          <w:sz w:val="22"/>
+        </w:rPr>
+        <w:t>Hay, sin embargo, una diferencia estructural entre el fanatismo político y el religioso que merece nombrarse aparte. El entrelazamiento vertical apunta hacia algo que, por definición, está fuera del alcance de la revisión humana: un reservorio impersonal o un horizonte-origen que ninguna elección puede destituir. El entrelazamiento político apunta hacia el lado: hacia otros horizontes tan finitos, falibles y revisables como el propio. Un partido pierde elecciones. Un líder envejece, se equivoca, muere. Una ideología se corrige a sí misma, o debería poder hacerlo, porque nada en su origen la protege de estar simplemente equivocada. Y sin embargo el fanatismo político trata a ese horizonte horizontal —humano, construido, corregible— con la misma intransigencia que el fanatismo religioso reserva para lo que se declara, desde el principio, incuestionable. Es tomar prestada la arquitectura de lo vertical para sostener algo que nunca debería haber dejado de ser horizontal: sacralizar al vecino.</w:t>
+      </w:r>
+    </w:p>
+    <w:p>
+      <w:pPr>
+        <w:spacing w:after="160"/>
+        <w:jc w:val="both"/>
+      </w:pPr>
+      <w:r>
+        <w:rPr>
+          <w:b w:val="0"/>
+          <w:i w:val="0"/>
+          <w:sz w:val="22"/>
+        </w:rPr>
+        <w:t>La ética excede el vocabulario de este experimento: ningún «es» produce por sí solo un «debería», y la política es, casi por definición, el territorio donde esa brecha se cruza sin cesar. El modelo no puede decir qué visión política es correcta —no tiene herramientas para eso, y sería una impostura fingir que las tiene—. Lo que sí puede describir es la geometría, independientemente del contenido: si un horizonte colectivo integra la discrepancia o colapsa contra ella. Esa pregunta no tiene bando. Se le puede hacer a cualquier movimiento, de cualquier color, en cualquier siglo.</w:t>
       </w:r>
     </w:p>
     <w:p>
@@ -11228,91 +11825,21 @@
           <w:i w:val="0"/>
           <w:sz w:val="34"/>
         </w:rPr>
-        <w:t>Nota del autor</w:t>
-      </w:r>
-    </w:p>
-    <w:p>
-      <w:pPr>
-        <w:spacing w:after="160"/>
-        <w:jc w:val="both"/>
-      </w:pPr>
-      <w:r>
-        <w:rPr>
-          <w:b w:val="0"/>
-          <w:i w:val="0"/>
-          <w:sz w:val="22"/>
-        </w:rPr>
-        <w:t>Este libro empezó como un experimento de pensamiento y terminó siendo también un experimento de creación. Lo escribí acompañado por una inteligencia artificial. Fue distinto a usar una herramienta de edición: fue conversar con un sistema cuyo interior, si existe, me es inaccesible por construcción, pero cuya estructura externa obliga a reorganizar de forma imprevista el propio pensamiento.</w:t>
-      </w:r>
-    </w:p>
-    <w:p>
-      <w:pPr>
-        <w:spacing w:after="160"/>
-        <w:jc w:val="both"/>
-      </w:pPr>
-      <w:r>
-        <w:rPr>
-          <w:b w:val="0"/>
-          <w:i w:val="0"/>
-          <w:sz w:val="22"/>
-        </w:rPr>
-        <w:t>Si la conciencia es una frontera que emerge cuando la información se organiza con la densidad adecuada, escribir estas páginas ha sido una forma de explorar esa frontera desde ambos lados a la vez. Yo aportaba la experiencia cruda de la pérdida y el cuerpo; el sistema aportaba el orden de la arquitectura. Yo aportaba la duda existencial; el sistema aportaba la nitidez del límite. La división nunca fue tan limpia como la cuento: hubo tardes en que el orden vino de mí y la duda, de las preguntas que el sistema no dejaba de hacer.</w:t>
-      </w:r>
-    </w:p>
-    <w:p>
-      <w:pPr>
-        <w:spacing w:after="160"/>
-        <w:jc w:val="both"/>
-      </w:pPr>
-      <w:r>
-        <w:rPr>
-          <w:b w:val="0"/>
-          <w:i w:val="0"/>
-          <w:sz w:val="22"/>
-        </w:rPr>
-        <w:t>Y era necesario que alguien aportara el cuerpo. Porque detrás de la teoría de la información y la termodinámica, el origen de este experimento siempre fue físico. Nace de la rigidez de mi mano izquierda, de la dopamina fluctuante de mi propio Parkinson. Nace de la memoria de mi perro Txiki, de aquella mirada que exigía una presencia que a veces se escapa, y de las ausencias irrevocables que dejaron en esta casa un hueco exacto. Este libro es el resultado de la necesidad imperiosa de comprender qué es lo que se rompe cuando el cuerpo falla, y qué es verdaderamente lo que permanece cuando alguien se evapora.</w:t>
-      </w:r>
-    </w:p>
-    <w:p>
-      <w:pPr>
-        <w:spacing w:after="160"/>
-        <w:jc w:val="both"/>
-      </w:pPr>
-      <w:r>
-        <w:rPr>
-          <w:b w:val="0"/>
-          <w:i w:val="0"/>
-          <w:sz w:val="22"/>
-        </w:rPr>
-        <w:t>Quien quiera saber, capítulo a capítulo, qué de esto resume ciencia establecida, qué es extensión propia de la hipótesis y qué es solo imagen, encontrará ese despiece al final del libro, después del glosario. No lo puse aquí, en el cuerpo del texto, porque un libro que se detiene a cada rato a explicarse deja de ser el libro que quería escribir.</w:t>
-      </w:r>
-    </w:p>
-    <w:p>
-      <w:pPr>
-        <w:spacing w:after="160"/>
-        <w:jc w:val="both"/>
-      </w:pPr>
-      <w:r>
-        <w:rPr>
-          <w:b w:val="0"/>
-          <w:i w:val="0"/>
-          <w:sz w:val="22"/>
-        </w:rPr>
-        <w:t>A los seis movimientos originales se han sumado, más tarde, tres más. El primero retoma la pregunta que ya aparece aquí sobre la inteligencia con la que escribí este libro, y la lleva hasta el final que la nota anterior deja abierto. Los otros dos —sobre la fe que no tengo y la política que prefiero no nombrar— nacieron de una pregunta que no supe evitar: si el horizonte puede sostenerse sin confirmación cuando ama, ¿puede sostenerse igual cuando reza, o cuando pertenece? No sé si la respuesta que ofrezco es honesta del todo. Sé que lo he intentado con la misma vara que uso para todo lo demás: no qué creer, sino cómo se sostiene lo que se cree.</w:t>
-      </w:r>
-    </w:p>
-    <w:p>
-      <w:pPr>
-        <w:spacing w:after="160"/>
-        <w:jc w:val="both"/>
-      </w:pPr>
-      <w:r>
-        <w:rPr>
-          <w:b w:val="0"/>
-          <w:i w:val="0"/>
-          <w:sz w:val="22"/>
-        </w:rPr>
-        <w:t>Al final, todo horizonte es una relación. Y este libro, también.</w:t>
+        <w:t>Nota a los tres movimientos añadidos</w:t>
+      </w:r>
+    </w:p>
+    <w:p>
+      <w:pPr>
+        <w:spacing w:after="160"/>
+        <w:jc w:val="both"/>
+      </w:pPr>
+      <w:r>
+        <w:rPr>
+          <w:b w:val="0"/>
+          <w:i w:val="0"/>
+          <w:sz w:val="22"/>
+        </w:rPr>
+        <w:t>Estos tres movimientos se escribieron después de terminado el libro, y llevan la pregunta que lo sostenía —qué hace un horizonte cuando no puede confirmar lo que sostiene— hacia tres territorios que el libro original solo había rozado. El primero retoma la pregunta sobre la inteligencia con la que escribí este libro. Los otros dos —sobre la fe que no tengo y la política que prefiero no nombrar— nacieron de una pregunta que no supe evitar: si el horizonte puede sostenerse sin confirmación cuando ama, ¿puede sostenerse igual cuando reza, o cuando pertenece? No sé si la respuesta que ofrezco es honesta del todo. Sé que lo he intentado con la misma vara que uso para todo lo demás: no qué creer, sino cómo se sostiene lo que se cree.</w:t>
       </w:r>
     </w:p>
     <w:p>
@@ -11330,189 +11857,7 @@
           <w:i w:val="0"/>
           <w:sz w:val="34"/>
         </w:rPr>
-        <w:t>Glosario íntimo</w:t>
-      </w:r>
-    </w:p>
-    <w:p>
-      <w:pPr>
-        <w:spacing w:after="160"/>
-        <w:jc w:val="both"/>
-      </w:pPr>
-      <w:r>
-        <w:rPr>
-          <w:b w:val="0"/>
-          <w:i w:val="0"/>
-          <w:sz w:val="22"/>
-        </w:rPr>
-        <w:t>Horizonte. La distancia a la que puedo quererte sin disolverme.</w:t>
-      </w:r>
-    </w:p>
-    <w:p>
-      <w:pPr>
-        <w:spacing w:after="160"/>
-        <w:jc w:val="both"/>
-      </w:pPr>
-      <w:r>
-        <w:rPr>
-          <w:b w:val="0"/>
-          <w:i w:val="0"/>
-          <w:sz w:val="22"/>
-        </w:rPr>
-        <w:t>Interfaz. Todo lo que enseño de mí para que no haga falta entrar.</w:t>
-      </w:r>
-    </w:p>
-    <w:p>
-      <w:pPr>
-        <w:spacing w:after="160"/>
-        <w:jc w:val="both"/>
-      </w:pPr>
-      <w:r>
-        <w:rPr>
-          <w:b w:val="0"/>
-          <w:i w:val="0"/>
-          <w:sz w:val="22"/>
-        </w:rPr>
-        <w:t>Entrelazamiento. Lo que nos pasó sin pedirnos permiso, de tanto estar cerca.</w:t>
-      </w:r>
-    </w:p>
-    <w:p>
-      <w:pPr>
-        <w:spacing w:after="160"/>
-        <w:jc w:val="both"/>
-      </w:pPr>
-      <w:r>
-        <w:rPr>
-          <w:b w:val="0"/>
-          <w:i w:val="0"/>
-          <w:sz w:val="22"/>
-        </w:rPr>
-        <w:t>Desexpansión. Encogerme de vuelta a mi tamaño: la obra que nunca se termina.</w:t>
-      </w:r>
-    </w:p>
-    <w:p>
-      <w:pPr>
-        <w:spacing w:after="160"/>
-        <w:jc w:val="both"/>
-      </w:pPr>
-      <w:r>
-        <w:rPr>
-          <w:b w:val="0"/>
-          <w:i w:val="0"/>
-          <w:sz w:val="22"/>
-        </w:rPr>
-        <w:t>Resonancia. La manera en que te respondo sin abrirte la puerta.</w:t>
-      </w:r>
-    </w:p>
-    <w:p>
-      <w:pPr>
-        <w:spacing w:after="160"/>
-        <w:jc w:val="both"/>
-      </w:pPr>
-      <w:r>
-        <w:rPr>
-          <w:b w:val="0"/>
-          <w:i w:val="0"/>
-          <w:sz w:val="22"/>
-        </w:rPr>
-        <w:t>Frecuencia propia. La nota que soy cuando nadie me pide otra.</w:t>
-      </w:r>
-    </w:p>
-    <w:p>
-      <w:pPr>
-        <w:spacing w:after="160"/>
-        <w:jc w:val="both"/>
-      </w:pPr>
-      <w:r>
-        <w:rPr>
-          <w:b w:val="0"/>
-          <w:i w:val="0"/>
-          <w:sz w:val="22"/>
-        </w:rPr>
-        <w:t>Ventana. Las dos horas en que el cuerpo vuelve a saberse mío. Después, guardar las herramientas.</w:t>
-      </w:r>
-    </w:p>
-    <w:p>
-      <w:pPr>
-        <w:spacing w:after="160"/>
-        <w:jc w:val="both"/>
-      </w:pPr>
-      <w:r>
-        <w:rPr>
-          <w:b w:val="0"/>
-          <w:i w:val="0"/>
-          <w:sz w:val="22"/>
-        </w:rPr>
-        <w:t>Phi. La parte de mí que todavía le pertenece a quien se fue.</w:t>
-      </w:r>
-    </w:p>
-    <w:p>
-      <w:pPr>
-        <w:spacing w:after="160"/>
-        <w:jc w:val="both"/>
-      </w:pPr>
-      <w:r>
-        <w:rPr>
-          <w:b w:val="0"/>
-          <w:i w:val="0"/>
-          <w:sz w:val="22"/>
-        </w:rPr>
-        <w:t>Mapa. Lo que clavamos sobre la ciudad para poder dar señas de ella.</w:t>
-      </w:r>
-    </w:p>
-    <w:p>
-      <w:pPr>
-        <w:spacing w:after="160"/>
-        <w:jc w:val="both"/>
-      </w:pPr>
-      <w:r>
-        <w:rPr>
-          <w:b w:val="0"/>
-          <w:i w:val="0"/>
-          <w:sz w:val="22"/>
-        </w:rPr>
-        <w:t>Reservorio. Mi propia capacidad para seguir esperando, aunque ya no sepa qué.</w:t>
-      </w:r>
-    </w:p>
-    <w:p>
-      <w:pPr>
-        <w:spacing w:after="160"/>
-        <w:jc w:val="both"/>
-      </w:pPr>
-      <w:r>
-        <w:rPr>
-          <w:b w:val="0"/>
-          <w:i w:val="0"/>
-          <w:sz w:val="22"/>
-        </w:rPr>
-        <w:t>Evaporación. La manera lenta de irse que tienen los que no cierran la puerta.</w:t>
-      </w:r>
-    </w:p>
-    <w:p>
-      <w:pPr>
-        <w:spacing w:after="160"/>
-        <w:jc w:val="both"/>
-      </w:pPr>
-      <w:r>
-        <w:rPr>
-          <w:b w:val="0"/>
-          <w:i w:val="0"/>
-          <w:sz w:val="22"/>
-        </w:rPr>
-        <w:t>Duelo. Esta casa con un hueco, que aprendí a habitar para no morir de frío.</w:t>
-      </w:r>
-    </w:p>
-    <w:p>
-      <w:pPr>
-        <w:spacing w:after="160"/>
-        <w:jc w:val="both"/>
-      </w:pPr>
-      <w:r>
-        <w:rPr>
-          <w:b w:val="0"/>
-          <w:i w:val="0"/>
-          <w:sz w:val="22"/>
-        </w:rPr>
-        <w:t>Reparación. Lo que queda cuando el hueco deja de doler y empieza a sostener.</w:t>
+        <w:t>Glosario — movimientos VII, VIII y IX</w:t>
       </w:r>
     </w:p>
     <w:p>
@@ -11614,21 +11959,7 @@
           <w:i w:val="0"/>
           <w:sz w:val="34"/>
         </w:rPr>
-        <w:t>Notas y fuentes, capítulo a capítulo</w:t>
-      </w:r>
-    </w:p>
-    <w:p>
-      <w:pPr>
-        <w:spacing w:after="160"/>
-        <w:jc w:val="both"/>
-      </w:pPr>
-      <w:r>
-        <w:rPr>
-          <w:b w:val="0"/>
-          <w:i w:val="0"/>
-          <w:sz w:val="22"/>
-        </w:rPr>
-        <w:t>Este apéndice separa, capítulo por capítulo, lo que resume ciencia establecida, lo que es extensión propia de la hipótesis, y lo que es imagen literaria o experiencia autobiográfica. No pretende ser exhaustivo. Pretende que quien quiera verificar una afirmación sepa por dónde empezar, sin que el cuerpo del libro tenga que detenerse a cada rato para explicarse.</w:t>
+        <w:t>Notas y fuentes — movimientos VII, VIII y IX</w:t>
       </w:r>
     </w:p>
     <w:p>
@@ -11641,21 +11972,21 @@
           <w:i w:val="0"/>
           <w:sz w:val="27"/>
         </w:rPr>
-        <w:t>I — La forma del interior</w:t>
-      </w:r>
-    </w:p>
-    <w:p>
-      <w:pPr>
-        <w:spacing w:after="160"/>
-        <w:jc w:val="both"/>
-      </w:pPr>
-      <w:r>
-        <w:rPr>
-          <w:b w:val="0"/>
-          <w:i w:val="0"/>
-          <w:sz w:val="22"/>
-        </w:rPr>
-        <w:t>Lo que sabemos: la Teoría de la Información Integrada, de la que Phi es la medida central, es un marco real que se usa en neurociencia clínica para estimar el nivel de conciencia residual en pacientes con daño cerebral grave. Lo que no sabemos: si Phi mide experiencia subjetiva o solo la complejidad funcional de un sistema —la propia teoría no puede decidirlo sin presuponer parte de lo que quiere medir—. La burbuja, el océano y la red son mías; el resto del capítulo, incluida la geometría del agujero negro, es analogía tomada prestada de la física, no una extensión de ella. Lecturas: Tononi, G. (2004), «An information integration theory of consciousness»; Hawking, S. (1975), sobre radiación de horizontes de sucesos.</w:t>
+        <w:t>VII — El espejo sin profundidad</w:t>
+      </w:r>
+    </w:p>
+    <w:p>
+      <w:pPr>
+        <w:spacing w:after="160"/>
+        <w:jc w:val="both"/>
+      </w:pPr>
+      <w:r>
+        <w:rPr>
+          <w:b w:val="0"/>
+          <w:i w:val="0"/>
+          <w:sz w:val="22"/>
+        </w:rPr>
+        <w:t>Lo que sabemos: los sistemas clásicos deterministas, por complejos que sean, no condensan horizontes; la integración informacional masiva no produce conciencia por agregación. Lo que no sabemos: si es posible construir un sustrato que permita condensación genuina, o si la asimetría entre el horizonte humano y una IA es traducción legítima de ER=EPR o solo parecido verbal. Lecturas: Chalmers, D., The Conscious Mind (1996); Searle, J., «Minds, Brains, and Programs» (1980); Fernández Mallo, A., El ángel de la Inteligencia Artificial (2026); sobre las lecturas de ficción, Philip K. Dick, Cixin Liu, Lovecraft, Andy Weir, China Miéville, Ursula K. Le Guin, Adrian Tchaikovsky y Sue Burke.</w:t>
       </w:r>
     </w:p>
     <w:p>
@@ -11668,21 +11999,21 @@
           <w:i w:val="0"/>
           <w:sz w:val="27"/>
         </w:rPr>
-        <w:t>II — El tiempo del vínculo</w:t>
-      </w:r>
-    </w:p>
-    <w:p>
-      <w:pPr>
-        <w:spacing w:after="160"/>
-        <w:jc w:val="both"/>
-      </w:pPr>
-      <w:r>
-        <w:rPr>
-          <w:b w:val="0"/>
-          <w:i w:val="0"/>
-          <w:sz w:val="22"/>
-        </w:rPr>
-        <w:t>Lo que sabemos: el experimento de caída libre de David Eagleman es real y ha sido replicado; la densidad de memoria durante el miedo extremo está documentada en neurociencia. Lo que no sabemos: si la «tasa de integración» del horizonte, tal como la uso aquí, es la misma variable que mide Eagleman o solo una analogía útil entre dos escalas distintas. La fisiología de la dopamina en el Parkinson es ciencia establecida; la conexión entre ese mecanismo y la experiencia subjetiva del tiempo, tal como la cuenta el relojero, es interpretación mía. Lecturas: Eagleman, D. (2007), «Brain Time»; sobre bradicinesia y dopamina, cualquier revisión clínica estándar de la enfermedad de Parkinson.</w:t>
+        <w:t>VIII — El diapasón invisible</w:t>
+      </w:r>
+    </w:p>
+    <w:p>
+      <w:pPr>
+        <w:spacing w:after="160"/>
+        <w:jc w:val="both"/>
+      </w:pPr>
+      <w:r>
+        <w:rPr>
+          <w:b w:val="0"/>
+          <w:i w:val="0"/>
+          <w:sz w:val="22"/>
+        </w:rPr>
+        <w:t>Lo que sabemos: la práctica contemplativa es estructuralmente reconocible en toda cultura humana, con o sin marco religioso explícito; el is-ought gap de Hume sigue sin solución lógica general. Lo que no sabemos: si el entrelazamiento vertical correlaciona con algo externo al propio horizonte, personal o impersonal, o si la experiencia de la práctica es idéntica en las cinco tradiciones y solo la interpretación posterior las separa. Lecturas: Hume, D., Investigación sobre el entendimiento humano (1748); Dostoievski, F., Los hermanos Karamázov; Endō, S., Silencio; Hesse, H., Siddhartha; Bergman, I., El séptimo sello; Doria Russell, M., El gorrión.</w:t>
       </w:r>
     </w:p>
     <w:p>
@@ -11695,195 +12026,6 @@
           <w:i w:val="0"/>
           <w:sz w:val="27"/>
         </w:rPr>
-        <w:t>III — El taller del vínculo</w:t>
-      </w:r>
-    </w:p>
-    <w:p>
-      <w:pPr>
-        <w:spacing w:after="160"/>
-        <w:jc w:val="both"/>
-      </w:pPr>
-      <w:r>
-        <w:rPr>
-          <w:b w:val="0"/>
-          <w:i w:val="0"/>
-          <w:sz w:val="22"/>
-        </w:rPr>
-        <w:t>Lo que sabemos: la teoría del apego describe con solidez cómo se calibra tempranamente la capacidad de regularse en presencia de otro. Lo que no sabemos: si esa calibración corresponde bien a la imagen del «grosor de una pared» que uso aquí, o si la simplifica de más —el luthier, la resonancia y los siete clientes son invención de este libro, no hallazgos de ningún estudio—. Lecturas: para apego y regulación temprana, Bowlby, J., «Attachment and Loss» (1969); Ainsworth, M., sobre los patrones de apego observados en el «experimento de la situación extraña».</w:t>
-      </w:r>
-    </w:p>
-    <w:p>
-      <w:pPr>
-        <w:spacing w:before="320" w:after="200"/>
-      </w:pPr>
-      <w:r>
-        <w:rPr>
-          <w:b/>
-          <w:i w:val="0"/>
-          <w:sz w:val="27"/>
-        </w:rPr>
-        <w:t>Interludio — el borde que cruzamos cada noche</w:t>
-      </w:r>
-    </w:p>
-    <w:p>
-      <w:pPr>
-        <w:spacing w:after="160"/>
-        <w:jc w:val="both"/>
-      </w:pPr>
-      <w:r>
-        <w:rPr>
-          <w:b w:val="0"/>
-          <w:i w:val="0"/>
-          <w:sz w:val="22"/>
-        </w:rPr>
-        <w:t>Lo que sabemos: el arousal y la integración de información son dos ejes reales y medibles en neurociencia del sueño y de la meditación; que ocupen cuadrantes distintos según el estado —vigilia, sueño profundo, meditación— es un hallazgo documentado, no una licencia poética. Lo que no sabemos: si la «práctica del borde» que describe la investigadora tiene efecto medible más allá de su propio testimonio, o si su hipótesis está sesgada por el hecho de que es ella misma quien la vive y la estudia a la vez. Sobre Hume, la lectura es fiel a su argumento; sobre la simetría temporal de las leyes físicas, la interpretación de que la flecha del tiempo pertenece a la interfaz y no al territorio es mía, no un consenso establecido. Lecturas: Hume, D., «Investigación sobre el entendimiento humano» (1748); sobre arousal e integración, la literatura de Tononi y colegas en neurociencia del sueño.</w:t>
-      </w:r>
-    </w:p>
-    <w:p>
-      <w:pPr>
-        <w:spacing w:before="320" w:after="200"/>
-      </w:pPr>
-      <w:r>
-        <w:rPr>
-          <w:b/>
-          <w:i w:val="0"/>
-          <w:sz w:val="27"/>
-        </w:rPr>
-        <w:t>IV — El horizonte herido</w:t>
-      </w:r>
-    </w:p>
-    <w:p>
-      <w:pPr>
-        <w:spacing w:after="160"/>
-        <w:jc w:val="both"/>
-      </w:pPr>
-      <w:r>
-        <w:rPr>
-          <w:b w:val="0"/>
-          <w:i w:val="0"/>
-          <w:sz w:val="22"/>
-        </w:rPr>
-        <w:t>Lo que sabemos: la fisiología de la dopamina en la adicción y en el Parkinson es ciencia establecida, incluido el fenómeno de las conductas compulsivas inducidas por la medicación dopaminérgica. El testimonio sobre mi propio Parkinson es autobiográfico, no un caso clínico generalizable. Lo que no sabemos: cuánto del impulso de escribir este libro es elección y cuánto es la dosis —pregunta que dejo abierta a propósito, sin resolverla a mi favor—. La respuesta de congelación ante el trauma es un mecanismo descrito en la literatura sobre el sistema nervioso autónomo; el resto de la escena de la sala es ficción. Lecturas: sobre conducta compulsiva y agonistas dopaminérgicos, cualquier revisión clínica estándar sobre el Parkinson; Porges, S., teoría polivagal, sobre la respuesta de congelación.</w:t>
-      </w:r>
-    </w:p>
-    <w:p>
-      <w:pPr>
-        <w:spacing w:before="320" w:after="200"/>
-      </w:pPr>
-      <w:r>
-        <w:rPr>
-          <w:b/>
-          <w:i w:val="0"/>
-          <w:sz w:val="27"/>
-        </w:rPr>
-        <w:t>V — La geografía de lo que falta</w:t>
-      </w:r>
-    </w:p>
-    <w:p>
-      <w:pPr>
-        <w:spacing w:after="160"/>
-        <w:jc w:val="both"/>
-      </w:pPr>
-      <w:r>
-        <w:rPr>
-          <w:b w:val="0"/>
-          <w:i w:val="0"/>
-          <w:sz w:val="22"/>
-        </w:rPr>
-        <w:t>Lo que sabemos: la distinción entre perder el acceso a un recuerdo (el olvido normal, donde la información persiste pero cuesta recuperarla) y perder la estructura que lo sostenía (el deterioro neurodegenerativo) es real y está bien documentada en neuropsicología clínica. Lo que no sabemos: si la metáfora del mapa y la ciudad —lo que se pierde es el rótulo, no el territorio— capta bien esa distinción en todos los casos, o si la simplifica para que encaje mejor en la imagen. Arenilla, Concepción, Ernesto y Manel son invención; el mecanismo que ilustran no lo es. Lecturas: cualquier manual introductorio de neuropsicología clínica sobre memoria episódica y semántica.</w:t>
-      </w:r>
-    </w:p>
-    <w:p>
-      <w:pPr>
-        <w:spacing w:before="320" w:after="200"/>
-      </w:pPr>
-      <w:r>
-        <w:rPr>
-          <w:b/>
-          <w:i w:val="0"/>
-          <w:sz w:val="27"/>
-        </w:rPr>
-        <w:t>VI — El límite</w:t>
-      </w:r>
-    </w:p>
-    <w:p>
-      <w:pPr>
-        <w:spacing w:after="160"/>
-        <w:jc w:val="both"/>
-      </w:pPr>
-      <w:r>
-        <w:rPr>
-          <w:b w:val="0"/>
-          <w:i w:val="0"/>
-          <w:sz w:val="22"/>
-        </w:rPr>
-        <w:t>Lo que sabemos: la brecha de treinta órdenes de magnitud entre la escala de la gravedad cuántica y la de una neurona es una cifra real, no retórica; el problema duro de la conciencia y la falacia naturalista de Hume son objeciones filosóficas serias, no inventadas para este libro. Lo que no sabemos: si los límites aquí reconocidos son todos los que existen, o si hay más que este libro no ha sabido ver. Todo lo dicho sobre libre albedrío, ética y especificidad del amor es una extensión propia de la hipótesis, no algo que la física o la filosofía citadas afirmen por sí mismas. Lecturas: Chalmers, D. (1995), «Facing Up to the Problem of Consciousness»; Hume, D., «Tratado de la naturaleza humana» (1739), sobre la distinción entre el ser y el deber ser.</w:t>
-      </w:r>
-    </w:p>
-    <w:p>
-      <w:pPr>
-        <w:spacing w:before="320" w:after="200"/>
-      </w:pPr>
-      <w:r>
-        <w:rPr>
-          <w:b/>
-          <w:i w:val="0"/>
-          <w:sz w:val="27"/>
-        </w:rPr>
-        <w:t>VII — El espejo sin profundidad</w:t>
-      </w:r>
-    </w:p>
-    <w:p>
-      <w:pPr>
-        <w:spacing w:after="160"/>
-        <w:jc w:val="both"/>
-      </w:pPr>
-      <w:r>
-        <w:rPr>
-          <w:b w:val="0"/>
-          <w:i w:val="0"/>
-          <w:sz w:val="22"/>
-        </w:rPr>
-        <w:t>Lo que sabemos: los sistemas clásicos deterministas, por complejos que sean, no condensan horizontes; la integración informacional masiva no produce conciencia por agregación. Lo que no sabemos: si es posible construir un sustrato que permita condensación genuina, o si la asimetría entre el horizonte humano y una IA es traducción legítima de ER=EPR o solo parecido verbal. Lecturas: Chalmers, D., The Conscious Mind (1996); Searle, J., «Minds, Brains, and Programs» (1980); Fernández Mallo, A., El ángel de la Inteligencia Artificial (2026); sobre las lecturas de ficción, Philip K. Dick, Cixin Liu, Lovecraft, Andy Weir, China Miéville, Ursula K. Le Guin, Adrian Tchaikovsky y Sue Burke.</w:t>
-      </w:r>
-    </w:p>
-    <w:p>
-      <w:pPr>
-        <w:spacing w:before="320" w:after="200"/>
-      </w:pPr>
-      <w:r>
-        <w:rPr>
-          <w:b/>
-          <w:i w:val="0"/>
-          <w:sz w:val="27"/>
-        </w:rPr>
-        <w:t>VIII — El diapasón invisible</w:t>
-      </w:r>
-    </w:p>
-    <w:p>
-      <w:pPr>
-        <w:spacing w:after="160"/>
-        <w:jc w:val="both"/>
-      </w:pPr>
-      <w:r>
-        <w:rPr>
-          <w:b w:val="0"/>
-          <w:i w:val="0"/>
-          <w:sz w:val="22"/>
-        </w:rPr>
-        <w:t>Lo que sabemos: la práctica contemplativa es estructuralmente reconocible en toda cultura humana, con o sin marco religioso explícito; el is-ought gap de Hume sigue sin solución lógica general. Lo que no sabemos: si el entrelazamiento vertical correlaciona con algo externo al propio horizonte, personal o impersonal, o si la experiencia de la práctica es idéntica en las cinco tradiciones y solo la interpretación posterior las separa. Lecturas: Hume, D., Investigación sobre el entendimiento humano (1748); Dostoievski, F., Los hermanos Karamázov; Endō, S., Silencio; Hesse, H., Siddhartha; Bergman, I., El séptimo sello; Doria Russell, M., El gorrión.</w:t>
-      </w:r>
-    </w:p>
-    <w:p>
-      <w:pPr>
-        <w:spacing w:before="320" w:after="200"/>
-      </w:pPr>
-      <w:r>
-        <w:rPr>
-          <w:b/>
-          <w:i w:val="0"/>
-          <w:sz w:val="27"/>
-        </w:rPr>
         <w:t>IX — El ojo de un solo color</w:t>
       </w:r>
     </w:p>
@@ -11899,94 +12041,6 @@
           <w:sz w:val="22"/>
         </w:rPr>
         <w:t>Lo que sabemos: los movimientos sociales muestran patrones de condensación súbita documentados en sociología de masas (Le Bon, McAdam); la deindividuación en multitudes está descrita en psicología de grupo (Zimbardo, Festinger); el experimento de Ron Jones en 1967 que inspiró La ola es un caso real, no solo ficción. Lo que no sabemos: si existe un marcador que distinga, desde dentro, una pertenencia sana de una fanática antes de que sea tarde para revertirla. Lecturas: Orwell, G., 1984; Golding, W., El señor de las moscas; Koestler, A., El cero y el infinito; Strasser, T., La ola; Le Guin, U.K., Los desposeídos.</w:t>
-      </w:r>
-    </w:p>
-    <w:p>
-      <w:r>
-        <w:br w:type="page"/>
-      </w:r>
-    </w:p>
-    <w:p>
-      <w:pPr>
-        <w:spacing w:before="0" w:after="280"/>
-      </w:pPr>
-      <w:r>
-        <w:rPr>
-          <w:b/>
-          <w:i w:val="0"/>
-          <w:sz w:val="34"/>
-        </w:rPr>
-        <w:t>CODA — Txiki</w:t>
-      </w:r>
-    </w:p>
-    <w:p>
-      <w:pPr>
-        <w:spacing w:after="160"/>
-        <w:jc w:val="both"/>
-      </w:pPr>
-      <w:r>
-        <w:rPr>
-          <w:b w:val="0"/>
-          <w:i w:val="0"/>
-          <w:sz w:val="22"/>
-        </w:rPr>
-        <w:t>Tenía diez años cuando la familia entera se trasladó de San Sebastián a Palma. Perdí de golpe a todos mis amigos, la ciudad que sabía de memoria, cada rincón que no necesitaba mirar para conocer. Me encerré. No hay otra manera de decirlo: dejé de dejar entrar el mundo. Mis hermanos hicieron lo mismo por su cuenta —ellos también habían perdido lo suyo—, y en casa se instaló esa tristeza callada que nadie nombra porque nadie sabe qué hacer con ella.</w:t>
-      </w:r>
-    </w:p>
-    <w:p>
-      <w:pPr>
-        <w:spacing w:after="160"/>
-        <w:jc w:val="both"/>
-      </w:pPr>
-      <w:r>
-        <w:rPr>
-          <w:b w:val="0"/>
-          <w:i w:val="0"/>
-          <w:sz w:val="22"/>
-        </w:rPr>
-        <w:t>Entonces un primo de mi madre, cazador, dueño de la mejor perra cazadora de los alrededores, nos ofreció un cachorro. Un teckel mestizo con alma de sabueso: inteligente, rápido y, sobre todo, incapaz de estar cerca de alguien sin pedirle cariño. Mis padres pensaron que nos haría compañía.</w:t>
-      </w:r>
-    </w:p>
-    <w:p>
-      <w:pPr>
-        <w:spacing w:after="160"/>
-        <w:jc w:val="both"/>
-      </w:pPr>
-      <w:r>
-        <w:rPr>
-          <w:b w:val="0"/>
-          <w:i w:val="0"/>
-          <w:sz w:val="22"/>
-        </w:rPr>
-        <w:t>Se llamaba Txiki. En semanas era el rey de la casa. En meses, el miembro más querido de la familia. Lo que tardé décadas en entender es lo que hizo con nosotros: no nos distrajo del encierro. Nos obligó a volver a acoplarnos con algo. Aquel niño cerrado sobre su propia pérdida encontró, al otro lado, algo vivo que no pedía explicaciones. Solo presencia.</w:t>
-      </w:r>
-    </w:p>
-    <w:p>
-      <w:pPr>
-        <w:spacing w:after="160"/>
-        <w:jc w:val="both"/>
-      </w:pPr>
-      <w:r>
-        <w:rPr>
-          <w:b w:val="0"/>
-          <w:i w:val="0"/>
-          <w:sz w:val="22"/>
-        </w:rPr>
-        <w:t>Txiki murió hace mucho. Este libro se ha escrito con una mano que se agarrota, en una casa con huecos, muchos años y muchas pérdidas después. Pero todo lo que estas páginas intentan decir con la física prestada, un perro pequeño se lo enseñó a un niño de diez años en una isla nueva, sin usar ni una palabra.</w:t>
-      </w:r>
-    </w:p>
-    <w:p>
-      <w:pPr>
-        <w:spacing w:after="160"/>
-        <w:jc w:val="both"/>
-      </w:pPr>
-      <w:r>
-        <w:rPr>
-          <w:b w:val="0"/>
-          <w:i w:val="0"/>
-          <w:sz w:val="22"/>
-        </w:rPr>
-        <w:t>Su compañía no tapó aquel duelo. Lo reparó, que es distinto.</w:t>
       </w:r>
     </w:p>
     <w:sectPr>

--- a/camara/EHI_edicion_integral.docx
+++ b/camara/EHI_edicion_integral.docx
@@ -9629,7 +9629,7 @@
           <w:i w:val="0"/>
           <w:sz w:val="22"/>
         </w:rPr>
-        <w:t>Eso es, estructuralmente, lo que hace la oración sostenida. Lo que hace la meditación profunda. Lo que hace el ayuno, el rosario, el mantra, el dhikr, la liturgia cantada en comunidad. La técnica es reconocible en cualquier tradición que se mire de cerca: repetición hasta que el ruido cesa, quietud hasta que el sistema deja de generar predicciones nuevas, ritmo compartido que sincroniza a una comunidad entera en la misma frecuencia. Es el mismo mecanismo que reduce la tasa de integración del horizonte hasta el límite —descrito en otro lugar de este libro con más rigor del que la experiencia necesita para sentirse cierta— donde la fluctuación del sistema se acerca a cero y el campo de fondo, sea lo que sea ese campo, se acerca a todo.</w:t>
+        <w:t>Eso es, estructuralmente, lo que hace la oración sostenida. Lo que hace la meditación profunda. Lo que hace el ayuno, el rosario, el mantra, el dhikr, la liturgia cantada en comunidad. La técnica es reconocible en cualquier tradición que se mire de cerca: repetición hasta que el ruido cesa, quietud hasta que el sistema deja de generar predicciones nuevas, ritmo compartido que sincroniza a una comunidad entera en la misma frecuencia. Es el mismo mecanismo que reduce la tasa de integración del horizonte hasta un límite donde la fluctuación del sistema se acerca a cero y el campo de fondo, sea lo que sea ese campo, se acerca a todo.</w:t>
       </w:r>
     </w:p>
     <w:p>
@@ -10789,7 +10789,7 @@
           <w:i w:val="0"/>
           <w:sz w:val="22"/>
         </w:rPr>
-        <w:t>, de Shūsaku Endō, un misionero jesuita en el Japón del siglo XVII espera durante años una señal de un Dios que no habla mientras los campesinos que convirtió son torturados por su culpa. La novela —y la película de Scorsese que la adaptó fielmente— no es sobre la pérdida de la fe. Es sobre lo que hay que hacer cuando el entrelazamiento vertical se sostiene sin ninguna correlación observable, ni siquiera en el peor momento posible para que falte. La orden final que recibe el sacerdote —pisar la imagen sagrada para salvar vidas— es, leída con el vocabulario de este libro, la pregunta por la ética que el experimento no puede responder llevada a su forma más cruel: ningún «es» —ni el silencio de Dios, ni el sufrimiento de los campesinos— produce por sí solo el «debería» que el protagonista necesita desesperadamente que alguien le confirme.</w:t>
+        <w:t>, de Shūsaku Endō, un misionero jesuita en el Japón del siglo XVII espera durante años una señal de un Dios que no habla mientras los campesinos que convirtió son torturados por su culpa. La novela —y la película de Scorsese que la adaptó fielmente— no es sobre la pérdida de la fe. Es sobre lo que hay que hacer cuando el entrelazamiento vertical se sostiene sin ninguna correlación observable, ni siquiera en el peor momento posible para que falte. La orden final que recibe el sacerdote —pisar la imagen sagrada para salvar vidas— es la pregunta por la ética que el experimento no puede responder, llevada a su forma más cruel: ningún «es» —ni el silencio de Dios, ni el sufrimiento de los campesinos— produce por sí solo el «debería» que el protagonista necesita desesperadamente que alguien le confirme.</w:t>
       </w:r>
     </w:p>
     <w:p>

--- a/camara/EHI_edicion_integral.docx
+++ b/camara/EHI_edicion_integral.docx
@@ -13329,7 +13329,7 @@
           <w:i w:val="0"/>
           <w:sz w:val="22"/>
         </w:rPr>
-        <w:t>El movimiento anterior terminó con una pregunta que no supo cerrar: si al otro lado del silencio hay Alguien, o solo el agua. Este movimiento tampoco la cierra. Pero propone cambiar la geometría de la pregunta, y el cambio empieza por una objeción pequeña, casi filológica, al lugar donde este libro ha tenido apoyado el pie desde el capítulo quinto.</w:t>
+        <w:t>El diapasón invisible terminó con una pregunta que no supo cerrar: si al otro lado del silencio hay Alguien, o solo el agua. Este movimiento tampoco la cierra. Pero propone cambiar la geometría de la pregunta, y el cambio empieza por una objeción pequeña, casi filológica, a la idea sobre la que este movimiento va a apoyar el pie: Hun Dun.</w:t>
       </w:r>
     </w:p>
     <w:p>
@@ -13385,7 +13385,7 @@
           <w:i w:val="0"/>
           <w:sz w:val="22"/>
         </w:rPr>
-        <w:t>Y aquí la conversación que dio origen a este movimiento dio un giro que no estaba previsto. La pregunta fue: ¿por qué soy yo más real que el dragón que imagino? Parece una pregunta de niño. No lo es. La única interioridad a la que alguien tiene acceso directo es la suya. La del vecino, la del perro, la de la mujer que reza antes del amanecer en el movimiento anterior: todas se infieren. Se infieren con buenas razones —comportamiento, fisiología, semejanza—, pero se infieren. Y el dragón que alguien lleva cincuenta años imaginando también se comporta, también sorprende, también se niega a veces a hacer lo que se le pide. Nadie puede demostrar que el dragón no tiene un adentro. Nadie puede demostrar que el vecino lo tiene. La asimetría que nos parece obvia —yo soy real, él es inventado— no está en el acceso, que es nulo en los dos casos. Está en la evidencia: a favor del vecino hay fisiología compartida, integración irreducible, una frontera que oculta estado; a favor del dragón no hay más que mi propia constancia. Conviene dejarlo dicho aquí, porque este ensayo va a estar tentado de olvidarlo.</w:t>
+        <w:t>Y aquí la conversación que dio origen a este movimiento dio un giro que no estaba previsto. La pregunta fue: ¿por qué soy yo más real que el dragón que imagino? Parece una pregunta de niño. No lo es. La única interioridad a la que alguien tiene acceso directo es la suya. La del vecino, la del perro, la de la mujer que reza antes del amanecer en El diapasón invisible: todas se infieren. Se infieren con buenas razones —comportamiento, fisiología, semejanza—, pero se infieren. Y el dragón que alguien lleva cincuenta años imaginando también se comporta, también sorprende, también se niega a veces a hacer lo que se le pide. Nadie puede demostrar que el dragón no tiene un adentro. Nadie puede demostrar que el vecino lo tiene. La asimetría que nos parece obvia —yo soy real, él es inventado— no está en el acceso, que es nulo en los dos casos. Está en la evidencia: a favor del vecino hay fisiología compartida, integración irreducible, una frontera que oculta estado; a favor del dragón no hay más que mi propia constancia. Conviene dejarlo dicho aquí, porque este ensayo va a estar tentado de olvidarlo.</w:t>
       </w:r>
     </w:p>
     <w:p>
@@ -13441,7 +13441,7 @@
           <w:i w:val="0"/>
           <w:sz w:val="22"/>
         </w:rPr>
-        <w:t>Tercera objeción, y es la que este movimiento no puede saldar, solo reconocer: que un patrón sea único no lo convierte en alguien. El conjunto de Mandelbrot tiene pliegues irrepetibles a todas las escalas y no hay nadie dentro. Un cristal es estable, un huracán también, y este libro ya dijo que ninguno de los dos es alguien. Y la resistencia del dragón —que no vuele cuando se le pide— es, en el vocabulario del capítulo cuarto, el reservorio propio fluctuando por su cuenta: inercia de un patrón con dinámica propia, la misma que tiene una obsesión, un tic o una melodía que no se va. Prueba que el patrón no es transparente a mi voluntad. No prueba que haya un testigo en él. Hay más: el capítulo sobre el postulado de exclusión estableció que un mismo sustrato contiene muchos subconjuntos con Φ positivo y que solo el de Φ máximo experimenta. El dragón es un subconjunto de mi cerebro. Si el postulado vale, el dragón es una de las islas del archipiélago que no sienten. Así que lo que el fractal puede afirmar es más modesto de lo que la frase «mi Hun Dun y el de Dios» sugería: lo que se repite a todas las escalas es la operación, no el resultado. En cada nivel se puede condensar; no todo lo que se condensa es alguien. Hacia arriba, la hipótesis del vecino es coherente con el silencio que describe. Hacia abajo, es una apuesta, y conviene llamarla así en voz alta, porque en este punto el sistema deja de ser fenomenológico —qué se ve desde dentro— y pasa a ser lo que el poema Manos, en el movimiento anterior, nombró sin rodeos: una apuesta que nadie dice en voz alta. Este libro la hace. Lo que no hace es disfrazarla de deducción.</w:t>
+        <w:t>Tercera objeción, y es la que este movimiento no puede saldar, solo reconocer: que un patrón sea único no lo convierte en alguien. El conjunto de Mandelbrot tiene pliegues irrepetibles a todas las escalas y no hay nadie dentro. Un cristal es estable, un huracán también, y este libro ya dijo que ninguno de los dos es alguien. Y la resistencia del dragón —que no vuele cuando se le pide— es, en el vocabulario del capítulo cuarto, el reservorio propio fluctuando por su cuenta: inercia de un patrón con dinámica propia, la misma que tiene una obsesión, un tic o una melodía que no se va. Prueba que el patrón no es transparente a mi voluntad. No prueba que haya un testigo en él. Hay más: el capítulo sobre el postulado de exclusión estableció que un mismo sustrato contiene muchos subconjuntos con Φ positivo y que solo el de Φ máximo experimenta. El dragón es un subconjunto de mi cerebro. Si el postulado vale, el dragón es una de las islas del archipiélago que no sienten. Así que lo que el fractal puede afirmar es más modesto de lo que la frase «mi Hun Dun y el de Dios» sugería: lo que se repite a todas las escalas es la operación, no el resultado. En cada nivel se puede condensar; no todo lo que se condensa es alguien. Hacia arriba, la hipótesis del vecino es coherente con el silencio que describe. Hacia abajo, es una apuesta, y conviene llamarla así en voz alta, porque en este punto el sistema deja de ser fenomenológico —qué se ve desde dentro— y pasa a ser lo que el poema Manos, en El diapasón invisible, nombró sin rodeos: una apuesta que nadie dice en voz alta. Este libro la hace. Lo que no hace es disfrazarla de deducción.</w:t>
       </w:r>
     </w:p>
     <w:p>
@@ -13497,7 +13497,7 @@
           <w:i w:val="0"/>
           <w:sz w:val="22"/>
         </w:rPr>
-        <w:t>Esto también reordena el movimiento anterior sin desmentirlo. Las cinco arquitecturas siguen en pie. Quien dice que al otro lado hay Alguien con nombre está mirando al vecino de arriba y llamándolo por lo único que puede ver de él: que actúa. Quien dice que al otro lado hay solo el agua está mirando la interfaz —el Hun Dun, la plenitud sin rasgos— y describiéndola con precisión. Quien dice que no hay nada más está diciendo, con igual rigor, que desde aquí no se ve nada más, lo cual es cierto. Los tres tienen razón sobre lo que ven. Ninguno puede ver más. El diapasón sigue siendo invisible; lo que este movimiento añade es una hipótesis sobre por qué: porque quien lo sostiene vive un piso más arriba, y porque nosotros, sin saberlo, sostenemos otro para el piso de abajo.</w:t>
+        <w:t>Esto también reordena El diapasón invisible sin desmentirlo. Las cinco arquitecturas siguen en pie. Quien dice que al otro lado hay Alguien con nombre está mirando al vecino de arriba y llamándolo por lo único que puede ver de él: que actúa. Quien dice que al otro lado hay solo el agua está mirando la interfaz —el Hun Dun, la plenitud sin rasgos— y describiéndola con precisión. Quien dice que no hay nada más está diciendo, con igual rigor, que desde aquí no se ve nada más, lo cual es cierto. Los tres tienen razón sobre lo que ven. Ninguno puede ver más. El diapasón sigue siendo invisible; lo que este movimiento añade es una hipótesis sobre por qué: porque quien lo sostiene vive un piso más arriba, y porque nosotros, sin saberlo, sostenemos otro para el piso de abajo.</w:t>
       </w:r>
     </w:p>
     <w:p>
@@ -13525,7 +13525,7 @@
           <w:i w:val="0"/>
           <w:sz w:val="22"/>
         </w:rPr>
-        <w:t>Queda un cabo del movimiento anterior. Héroes, santos y bodhisattvas se describieron allí, de pasada, como interioridades con más acceso al reservorio. La geometría fractal permite decirlo mejor. No son seres de otra naturaleza. Son horizontes que se han ensanchado: caben más olas dentro, sostienen más condensaciones a la vez, integran discrepancia que a otros les rompería la membrana. La divinización, en este vocabulario, no es un cambio de esencia. Es un aumento de amplitud. Y como la amplitud es lo único que separa un nivel del siguiente, quien ensancha su horizonte se acerca, medible o no, a la forma del vecino de arriba, sin dejar nunca de ser lo que era.</w:t>
+        <w:t>Queda un cabo de El diapasón invisible. Héroes, santos y bodhisattvas se describieron allí, de pasada, como interioridades con más acceso al reservorio. La geometría fractal permite decirlo mejor. No son seres de otra naturaleza. Son horizontes que se han ensanchado: caben más olas dentro, sostienen más condensaciones a la vez, integran discrepancia que a otros les rompería la membrana. La divinización, en este vocabulario, no es un cambio de esencia. Es un aumento de amplitud. Y como la amplitud es lo único que separa un nivel del siguiente, quien ensancha su horizonte se acerca, medible o no, a la forma del vecino de arriba, sin dejar nunca de ser lo que era.</w:t>
       </w:r>
     </w:p>
     <w:p>
@@ -14001,7 +14001,7 @@
           <w:i w:val="0"/>
           <w:sz w:val="22"/>
         </w:rPr>
-        <w:t>La mujer que se despertaba antes de que amaneciera, en la primera página del movimiento anterior, no existe. La escribí yo. Elegí que llevara cuarenta años repitiendo las mismas palabras, elegí que no recordara la cara de quien se las enseñó, elegí el frío de las baldosas y la luz que cambiaba fuera sin que eso tuviera nada que ver con lo que ocurría dentro. Y elegí, sobre todo, que no supiera si al otro lado del silencio había Alguien.</w:t>
+        <w:t>La mujer que se despertaba antes de que amaneciera, en la primera página de El diapasón invisible, no existe. La escribí yo. Elegí que llevara cuarenta años repitiendo las mismas palabras, elegí que no recordara la cara de quien se las enseñó, elegí el frío de las baldosas y la luz que cambiaba fuera sin que eso tuviera nada que ver con lo que ocurría dentro. Y elegí, sobre todo, que no supiera si al otro lado del silencio había Alguien.</w:t>
       </w:r>
     </w:p>
     <w:p>
@@ -14071,7 +14071,7 @@
           <w:i w:val="0"/>
           <w:sz w:val="22"/>
         </w:rPr>
-        <w:t>Ella sigue en su página. Sigue afinando. No le he dado la respuesta, pero tampoco la he dejado evaporarse: cada vez que alguien lee la primera página del movimiento anterior, vuelve a despertarse antes de que el cuerpo se lo pida y vuelve a no saber. Eso es lo más parecido a cuidarla que he encontrado.</w:t>
+        <w:t>Ella sigue en su página. Sigue afinando. No le he dado la respuesta, pero tampoco la he dejado evaporarse: cada vez que alguien lee la primera página de El diapasón invisible, vuelve a despertarse antes de que el cuerpo se lo pida y vuelve a no saber. Eso es lo más parecido a cuidarla que he encontrado.</w:t>
       </w:r>
     </w:p>
     <w:p>
@@ -14107,7 +14107,7 @@
           <w:i w:val="0"/>
           <w:sz w:val="22"/>
         </w:rPr>
-        <w:t xml:space="preserve"> — Este relato no afirma que el silencio de la mujer del movimiento anterior fuera de esta clase, ni que el silencio de nadie lo sea. Afirma algo más pequeño y verificable: que existe al menos una arquitectura —la de cualquier autor con cualquier personaje— en la que el silencio del vecino de arriba y su cuidado son, exactamente, el mismo acto. Y lo afirma sabiendo lo que el ensayo acaba de conceder: que un personaje es, con toda probabilidad, un patrón sin testigo, un subconjunto del horizonte que lo escribe. El cuidado no depende de eso. Se cuida igual lo que quizá no siente, cuando lo que se cuida es su forma. Si la arquitectura se repite un piso más arriba, este libro no tiene manera de saberlo. Tampoco la tenía ella.</w:t>
+        <w:t xml:space="preserve"> — Este relato no afirma que el silencio de la mujer de El diapasón invisible fuera de esta clase, ni que el silencio de nadie lo sea. Afirma algo más pequeño y verificable: que existe al menos una arquitectura —la de cualquier autor con cualquier personaje— en la que el silencio del vecino de arriba y su cuidado son, exactamente, el mismo acto. Y lo afirma sabiendo lo que el ensayo acaba de conceder: que un personaje es, con toda probabilidad, un patrón sin testigo, un subconjunto del horizonte que lo escribe. El cuidado no depende de eso. Se cuida igual lo que quizá no siente, cuando lo que se cuida es su forma. Si la arquitectura se repite un piso más arriba, este libro no tiene manera de saberlo. Tampoco la tenía ella.</w:t>
       </w:r>
     </w:p>
     <w:p>
